--- a/Практическая работа Usability.docx
+++ b/Практическая работа Usability.docx
@@ -781,23 +781,7 @@
           <w:i/>
           <w:sz w:val="26"/>
         </w:rPr>
-        <w:t>результативность (</w:t>
-      </w:r>
-      <w:proofErr w:type="spellStart"/>
-      <w:r>
-        <w:rPr>
-          <w:i/>
-          <w:sz w:val="26"/>
-        </w:rPr>
-        <w:t>effectiveness</w:t>
-      </w:r>
-      <w:proofErr w:type="spellEnd"/>
-      <w:r>
-        <w:rPr>
-          <w:i/>
-          <w:sz w:val="26"/>
-        </w:rPr>
-        <w:t>);</w:t>
+        <w:t>результативность (effectiveness);</w:t>
       </w:r>
       <w:r>
         <w:rPr>
@@ -827,23 +811,7 @@
           <w:i/>
           <w:sz w:val="26"/>
         </w:rPr>
-        <w:t>(</w:t>
-      </w:r>
-      <w:proofErr w:type="spellStart"/>
-      <w:r>
-        <w:rPr>
-          <w:i/>
-          <w:sz w:val="26"/>
-        </w:rPr>
-        <w:t>efficiency</w:t>
-      </w:r>
-      <w:proofErr w:type="spellEnd"/>
-      <w:r>
-        <w:rPr>
-          <w:i/>
-          <w:sz w:val="26"/>
-        </w:rPr>
-        <w:t>);</w:t>
+        <w:t>(efficiency);</w:t>
       </w:r>
       <w:r>
         <w:rPr>
@@ -873,23 +841,7 @@
           <w:i/>
           <w:sz w:val="26"/>
         </w:rPr>
-        <w:t>(</w:t>
-      </w:r>
-      <w:proofErr w:type="spellStart"/>
-      <w:r>
-        <w:rPr>
-          <w:i/>
-          <w:sz w:val="26"/>
-        </w:rPr>
-        <w:t>satisfaction</w:t>
-      </w:r>
-      <w:proofErr w:type="spellEnd"/>
-      <w:r>
-        <w:rPr>
-          <w:i/>
-          <w:sz w:val="26"/>
-        </w:rPr>
-        <w:t>)</w:t>
+        <w:t>(satisfaction)</w:t>
       </w:r>
     </w:p>
     <w:p>
@@ -1410,15 +1362,2042 @@
         <w:t>практике.</w:t>
       </w:r>
     </w:p>
+    <w:p>
+      <w:pPr>
+        <w:widowControl/>
+        <w:autoSpaceDE/>
+        <w:autoSpaceDN/>
+        <w:spacing w:after="160" w:line="278" w:lineRule="auto"/>
+      </w:pPr>
+      <w:r>
+        <w:br w:type="page"/>
+      </w:r>
+    </w:p>
+    <w:p>
+      <w:pPr>
+        <w:pStyle w:val="Heading1"/>
+      </w:pPr>
+      <w:r>
+        <w:lastRenderedPageBreak/>
+        <w:t xml:space="preserve">ОТЧЕТ ПО </w:t>
+      </w:r>
+      <w:r>
+        <w:rPr>
+          <w:lang w:val="en-US"/>
+        </w:rPr>
+        <w:t>USABILITY</w:t>
+      </w:r>
+      <w:r>
+        <w:t xml:space="preserve"> </w:t>
+      </w:r>
+      <w:r>
+        <w:t>ТЕСТИРОВАНИЮ</w:t>
+      </w:r>
+    </w:p>
+    <w:p>
+      <w:r>
+        <w:rPr>
+          <w:b/>
+          <w:bCs/>
+        </w:rPr>
+        <w:t>Объект</w:t>
+      </w:r>
+      <w:r>
+        <w:t>:</w:t>
+      </w:r>
+      <w:r>
+        <w:t xml:space="preserve"> </w:t>
+      </w:r>
+      <w:hyperlink r:id="rId7" w:history="1">
+        <w:r>
+          <w:rPr>
+            <w:rStyle w:val="Hyperlink"/>
+          </w:rPr>
+          <w:t>о</w:t>
+        </w:r>
+        <w:r>
+          <w:rPr>
+            <w:rStyle w:val="Hyperlink"/>
+          </w:rPr>
+          <w:t xml:space="preserve">фициальный сайт </w:t>
+        </w:r>
+        <w:r>
+          <w:rPr>
+            <w:rStyle w:val="Hyperlink"/>
+            <w:lang w:val="en-US"/>
+          </w:rPr>
+          <w:t>LADA</w:t>
+        </w:r>
+      </w:hyperlink>
+      <w:r>
+        <w:t>;</w:t>
+      </w:r>
+    </w:p>
+    <w:p>
+      <w:r>
+        <w:rPr>
+          <w:b/>
+          <w:bCs/>
+        </w:rPr>
+        <w:t>Цель</w:t>
+      </w:r>
+      <w:r>
+        <w:t xml:space="preserve">: </w:t>
+      </w:r>
+      <w:r>
+        <w:t>Оценка интерфейса на основе собственных метри</w:t>
+      </w:r>
+      <w:r>
+        <w:t>к</w:t>
+      </w:r>
+      <w:r>
+        <w:t xml:space="preserve"> результативности</w:t>
+      </w:r>
+      <w:r>
+        <w:t>, эффективности и удовлетворенности использованием интерфейса</w:t>
+      </w:r>
+      <w:r>
+        <w:t>;</w:t>
+      </w:r>
+    </w:p>
+    <w:p>
+      <w:pPr>
+        <w:pStyle w:val="Heading3"/>
+        <w:rPr>
+          <w:lang w:val="en-US"/>
+        </w:rPr>
+      </w:pPr>
+      <w:r>
+        <w:t>Задача для тестирования</w:t>
+      </w:r>
+      <w:r>
+        <w:rPr>
+          <w:lang w:val="en-US"/>
+        </w:rPr>
+        <w:t>:</w:t>
+      </w:r>
+    </w:p>
+    <w:tbl>
+      <w:tblPr>
+        <w:tblStyle w:val="TableGrid"/>
+        <w:tblW w:w="0" w:type="auto"/>
+        <w:tblLook w:val="04A0" w:firstRow="1" w:lastRow="0" w:firstColumn="1" w:lastColumn="0" w:noHBand="0" w:noVBand="1"/>
+      </w:tblPr>
+      <w:tblGrid>
+        <w:gridCol w:w="445"/>
+        <w:gridCol w:w="9495"/>
+      </w:tblGrid>
+      <w:tr>
+        <w:tc>
+          <w:tcPr>
+            <w:tcW w:w="445" w:type="dxa"/>
+            <w:shd w:val="clear" w:color="auto" w:fill="3A3A3A" w:themeFill="background2" w:themeFillShade="40"/>
+          </w:tcPr>
+          <w:p>
+            <w:pPr>
+              <w:jc w:val="center"/>
+              <w:rPr>
+                <w:lang w:val="en-US"/>
+              </w:rPr>
+            </w:pPr>
+            <w:r>
+              <w:t>№</w:t>
+            </w:r>
+          </w:p>
+        </w:tc>
+        <w:tc>
+          <w:tcPr>
+            <w:tcW w:w="9495" w:type="dxa"/>
+            <w:shd w:val="clear" w:color="auto" w:fill="3A3A3A" w:themeFill="background2" w:themeFillShade="40"/>
+          </w:tcPr>
+          <w:p>
+            <w:r>
+              <w:t>Задача</w:t>
+            </w:r>
+          </w:p>
+        </w:tc>
+      </w:tr>
+      <w:tr>
+        <w:tc>
+          <w:tcPr>
+            <w:tcW w:w="445" w:type="dxa"/>
+            <w:shd w:val="clear" w:color="auto" w:fill="D1D1D1" w:themeFill="background2" w:themeFillShade="E6"/>
+          </w:tcPr>
+          <w:p>
+            <w:pPr>
+              <w:jc w:val="center"/>
+            </w:pPr>
+            <w:r>
+              <w:t>1</w:t>
+            </w:r>
+          </w:p>
+        </w:tc>
+        <w:tc>
+          <w:tcPr>
+            <w:tcW w:w="9495" w:type="dxa"/>
+          </w:tcPr>
+          <w:p>
+            <w:r>
+              <w:t xml:space="preserve">Найти </w:t>
+            </w:r>
+            <w:r>
+              <w:t xml:space="preserve">новый </w:t>
+            </w:r>
+            <w:r>
+              <w:t>семейный автомобиль за минимальную цену</w:t>
+            </w:r>
+            <w:r>
+              <w:t xml:space="preserve"> среди моделей</w:t>
+            </w:r>
+          </w:p>
+        </w:tc>
+      </w:tr>
+      <w:tr>
+        <w:tc>
+          <w:tcPr>
+            <w:tcW w:w="445" w:type="dxa"/>
+            <w:shd w:val="clear" w:color="auto" w:fill="D1D1D1" w:themeFill="background2" w:themeFillShade="E6"/>
+          </w:tcPr>
+          <w:p>
+            <w:pPr>
+              <w:jc w:val="center"/>
+            </w:pPr>
+            <w:r>
+              <w:t>2</w:t>
+            </w:r>
+          </w:p>
+        </w:tc>
+        <w:tc>
+          <w:tcPr>
+            <w:tcW w:w="9495" w:type="dxa"/>
+          </w:tcPr>
+          <w:p>
+            <w:r>
+              <w:t xml:space="preserve">Настроить необходимые опции и узнать </w:t>
+            </w:r>
+            <w:r>
+              <w:t>окончательную</w:t>
+            </w:r>
+            <w:r>
+              <w:t xml:space="preserve"> цену автомобиля</w:t>
+            </w:r>
+          </w:p>
+        </w:tc>
+      </w:tr>
+      <w:tr>
+        <w:tc>
+          <w:tcPr>
+            <w:tcW w:w="445" w:type="dxa"/>
+            <w:shd w:val="clear" w:color="auto" w:fill="D1D1D1" w:themeFill="background2" w:themeFillShade="E6"/>
+          </w:tcPr>
+          <w:p>
+            <w:pPr>
+              <w:jc w:val="center"/>
+            </w:pPr>
+            <w:r>
+              <w:t>3</w:t>
+            </w:r>
+          </w:p>
+        </w:tc>
+        <w:tc>
+          <w:tcPr>
+            <w:tcW w:w="9495" w:type="dxa"/>
+          </w:tcPr>
+          <w:p>
+            <w:r>
+              <w:t>Найти информацию о льготных программах и скидках</w:t>
+            </w:r>
+          </w:p>
+        </w:tc>
+      </w:tr>
+      <w:tr>
+        <w:tc>
+          <w:tcPr>
+            <w:tcW w:w="445" w:type="dxa"/>
+            <w:shd w:val="clear" w:color="auto" w:fill="D1D1D1" w:themeFill="background2" w:themeFillShade="E6"/>
+          </w:tcPr>
+          <w:p>
+            <w:pPr>
+              <w:jc w:val="center"/>
+            </w:pPr>
+            <w:r>
+              <w:t>4</w:t>
+            </w:r>
+          </w:p>
+        </w:tc>
+        <w:tc>
+          <w:tcPr>
+            <w:tcW w:w="9495" w:type="dxa"/>
+          </w:tcPr>
+          <w:p>
+            <w:r>
+              <w:t xml:space="preserve">Найти информацию о ближайших дилерских центрах и </w:t>
+            </w:r>
+            <w:r>
+              <w:t>контактную</w:t>
+            </w:r>
+            <w:r>
+              <w:t xml:space="preserve"> информацию дилера</w:t>
+            </w:r>
+          </w:p>
+        </w:tc>
+      </w:tr>
+    </w:tbl>
+    <w:p>
+      <w:pPr>
+        <w:pStyle w:val="Heading3"/>
+        <w:rPr>
+          <w:lang w:val="en-US"/>
+        </w:rPr>
+      </w:pPr>
+      <w:r>
+        <w:t>Результаты тестирования</w:t>
+      </w:r>
+      <w:r>
+        <w:rPr>
+          <w:lang w:val="en-US"/>
+        </w:rPr>
+        <w:t>:</w:t>
+      </w:r>
+    </w:p>
+    <w:tbl>
+      <w:tblPr>
+        <w:tblStyle w:val="TableGrid"/>
+        <w:tblW w:w="10054" w:type="dxa"/>
+        <w:tblLook w:val="04A0" w:firstRow="1" w:lastRow="0" w:firstColumn="1" w:lastColumn="0" w:noHBand="0" w:noVBand="1"/>
+      </w:tblPr>
+      <w:tblGrid>
+        <w:gridCol w:w="1237"/>
+        <w:gridCol w:w="3216"/>
+        <w:gridCol w:w="1867"/>
+        <w:gridCol w:w="1867"/>
+        <w:gridCol w:w="1867"/>
+      </w:tblGrid>
+      <w:tr>
+        <w:tc>
+          <w:tcPr>
+            <w:tcW w:w="1237" w:type="dxa"/>
+            <w:shd w:val="clear" w:color="auto" w:fill="3A3A3A" w:themeFill="background2" w:themeFillShade="40"/>
+          </w:tcPr>
+          <w:p>
+            <w:pPr>
+              <w:jc w:val="center"/>
+              <w:rPr>
+                <w:lang w:val="en-US"/>
+              </w:rPr>
+            </w:pPr>
+            <w:r>
+              <w:t>№ Задачи</w:t>
+            </w:r>
+          </w:p>
+        </w:tc>
+        <w:tc>
+          <w:tcPr>
+            <w:tcW w:w="3216" w:type="dxa"/>
+            <w:shd w:val="clear" w:color="auto" w:fill="3A3A3A" w:themeFill="background2" w:themeFillShade="40"/>
+          </w:tcPr>
+          <w:p>
+            <w:r>
+              <w:t>Пользователь</w:t>
+            </w:r>
+          </w:p>
+        </w:tc>
+        <w:tc>
+          <w:tcPr>
+            <w:tcW w:w="1867" w:type="dxa"/>
+            <w:shd w:val="clear" w:color="auto" w:fill="3A3A3A" w:themeFill="background2" w:themeFillShade="40"/>
+          </w:tcPr>
+          <w:p>
+            <w:r>
+              <w:t>Успех</w:t>
+            </w:r>
+          </w:p>
+        </w:tc>
+        <w:tc>
+          <w:tcPr>
+            <w:tcW w:w="1867" w:type="dxa"/>
+            <w:shd w:val="clear" w:color="auto" w:fill="3A3A3A" w:themeFill="background2" w:themeFillShade="40"/>
+          </w:tcPr>
+          <w:p>
+            <w:r>
+              <w:t>Время</w:t>
+            </w:r>
+          </w:p>
+        </w:tc>
+        <w:tc>
+          <w:tcPr>
+            <w:tcW w:w="1867" w:type="dxa"/>
+            <w:shd w:val="clear" w:color="auto" w:fill="3A3A3A" w:themeFill="background2" w:themeFillShade="40"/>
+          </w:tcPr>
+          <w:p>
+            <w:r>
+              <w:t>Примечания</w:t>
+            </w:r>
+          </w:p>
+        </w:tc>
+      </w:tr>
+      <w:tr>
+        <w:tc>
+          <w:tcPr>
+            <w:tcW w:w="1237" w:type="dxa"/>
+            <w:shd w:val="clear" w:color="auto" w:fill="D1D1D1" w:themeFill="background2" w:themeFillShade="E6"/>
+          </w:tcPr>
+          <w:p>
+            <w:pPr>
+              <w:jc w:val="center"/>
+            </w:pPr>
+            <w:r>
+              <w:t>1</w:t>
+            </w:r>
+          </w:p>
+        </w:tc>
+        <w:tc>
+          <w:tcPr>
+            <w:tcW w:w="3216" w:type="dxa"/>
+          </w:tcPr>
+          <w:p>
+            <w:r>
+              <w:t xml:space="preserve">Ефимов </w:t>
+            </w:r>
+            <w:r>
+              <w:t>Александр Андреевич</w:t>
+            </w:r>
+          </w:p>
+        </w:tc>
+        <w:tc>
+          <w:tcPr>
+            <w:tcW w:w="1867" w:type="dxa"/>
+          </w:tcPr>
+          <w:p>
+            <w:r>
+              <w:t>1</w:t>
+            </w:r>
+          </w:p>
+        </w:tc>
+        <w:tc>
+          <w:tcPr>
+            <w:tcW w:w="1867" w:type="dxa"/>
+          </w:tcPr>
+          <w:p>
+            <w:r>
+              <w:t>0</w:t>
+            </w:r>
+            <w:r>
+              <w:rPr>
+                <w:lang w:val="en-US"/>
+              </w:rPr>
+              <w:t>0</w:t>
+            </w:r>
+            <w:r>
+              <w:t>:</w:t>
+            </w:r>
+            <w:r>
+              <w:t>25</w:t>
+            </w:r>
+          </w:p>
+        </w:tc>
+        <w:tc>
+          <w:tcPr>
+            <w:tcW w:w="1867" w:type="dxa"/>
+          </w:tcPr>
+          <w:p>
+            <w:r>
+              <w:t>Семейства автомобилей четко разделены и цену можно легко</w:t>
+            </w:r>
+            <w:r>
+              <w:t xml:space="preserve"> узнать</w:t>
+            </w:r>
+            <w:r>
+              <w:t>. Но нет сортировки по цене.</w:t>
+            </w:r>
+          </w:p>
+        </w:tc>
+      </w:tr>
+      <w:tr>
+        <w:tc>
+          <w:tcPr>
+            <w:tcW w:w="1237" w:type="dxa"/>
+            <w:shd w:val="clear" w:color="auto" w:fill="D1D1D1" w:themeFill="background2" w:themeFillShade="E6"/>
+          </w:tcPr>
+          <w:p>
+            <w:pPr>
+              <w:jc w:val="center"/>
+            </w:pPr>
+            <w:r>
+              <w:t>1</w:t>
+            </w:r>
+          </w:p>
+        </w:tc>
+        <w:tc>
+          <w:tcPr>
+            <w:tcW w:w="3216" w:type="dxa"/>
+          </w:tcPr>
+          <w:p>
+            <w:r>
+              <w:t>Пименов Иоанн Павлович</w:t>
+            </w:r>
+          </w:p>
+        </w:tc>
+        <w:tc>
+          <w:tcPr>
+            <w:tcW w:w="1867" w:type="dxa"/>
+          </w:tcPr>
+          <w:p>
+            <w:pPr>
+              <w:rPr>
+                <w:lang w:val="en-US"/>
+              </w:rPr>
+            </w:pPr>
+            <w:r>
+              <w:rPr>
+                <w:lang w:val="en-US"/>
+              </w:rPr>
+              <w:t>1</w:t>
+            </w:r>
+          </w:p>
+        </w:tc>
+        <w:tc>
+          <w:tcPr>
+            <w:tcW w:w="1867" w:type="dxa"/>
+          </w:tcPr>
+          <w:p>
+            <w:pPr>
+              <w:rPr>
+                <w:lang w:val="en-US"/>
+              </w:rPr>
+            </w:pPr>
+            <w:r>
+              <w:t>0</w:t>
+            </w:r>
+            <w:r>
+              <w:rPr>
+                <w:lang w:val="en-US"/>
+              </w:rPr>
+              <w:t>0</w:t>
+            </w:r>
+            <w:r>
+              <w:rPr>
+                <w:lang w:val="en-US"/>
+              </w:rPr>
+              <w:t>:30</w:t>
+            </w:r>
+          </w:p>
+        </w:tc>
+        <w:tc>
+          <w:tcPr>
+            <w:tcW w:w="1867" w:type="dxa"/>
+          </w:tcPr>
+          <w:p>
+            <w:r>
+              <w:t>Нет сортировки по ценам.</w:t>
+            </w:r>
+          </w:p>
+        </w:tc>
+      </w:tr>
+      <w:tr>
+        <w:tc>
+          <w:tcPr>
+            <w:tcW w:w="1237" w:type="dxa"/>
+            <w:shd w:val="clear" w:color="auto" w:fill="D1D1D1" w:themeFill="background2" w:themeFillShade="E6"/>
+          </w:tcPr>
+          <w:p>
+            <w:pPr>
+              <w:jc w:val="center"/>
+            </w:pPr>
+            <w:r>
+              <w:t>2</w:t>
+            </w:r>
+          </w:p>
+        </w:tc>
+        <w:tc>
+          <w:tcPr>
+            <w:tcW w:w="3216" w:type="dxa"/>
+          </w:tcPr>
+          <w:p>
+            <w:pPr>
+              <w:rPr>
+                <w:lang w:val="en-US"/>
+              </w:rPr>
+            </w:pPr>
+            <w:r>
+              <w:t>Ефимов Александр Андреевич</w:t>
+            </w:r>
+          </w:p>
+        </w:tc>
+        <w:tc>
+          <w:tcPr>
+            <w:tcW w:w="1867" w:type="dxa"/>
+          </w:tcPr>
+          <w:p>
+            <w:r>
+              <w:t>1</w:t>
+            </w:r>
+          </w:p>
+        </w:tc>
+        <w:tc>
+          <w:tcPr>
+            <w:tcW w:w="1867" w:type="dxa"/>
+          </w:tcPr>
+          <w:p>
+            <w:pPr>
+              <w:rPr>
+                <w:lang w:val="en-US"/>
+              </w:rPr>
+            </w:pPr>
+            <w:r>
+              <w:t>0</w:t>
+            </w:r>
+            <w:r>
+              <w:rPr>
+                <w:lang w:val="en-US"/>
+              </w:rPr>
+              <w:t>0</w:t>
+            </w:r>
+            <w:r>
+              <w:t>:30</w:t>
+            </w:r>
+          </w:p>
+        </w:tc>
+        <w:tc>
+          <w:tcPr>
+            <w:tcW w:w="1867" w:type="dxa"/>
+          </w:tcPr>
+          <w:p>
+            <w:r>
+              <w:t>Конфигуратор четко разделяет возможные опции по смыслу и имеет шаблоны конфигурации</w:t>
+            </w:r>
+          </w:p>
+        </w:tc>
+      </w:tr>
+      <w:tr>
+        <w:tc>
+          <w:tcPr>
+            <w:tcW w:w="1237" w:type="dxa"/>
+            <w:shd w:val="clear" w:color="auto" w:fill="D1D1D1" w:themeFill="background2" w:themeFillShade="E6"/>
+          </w:tcPr>
+          <w:p>
+            <w:pPr>
+              <w:jc w:val="center"/>
+            </w:pPr>
+            <w:r>
+              <w:t>2</w:t>
+            </w:r>
+          </w:p>
+        </w:tc>
+        <w:tc>
+          <w:tcPr>
+            <w:tcW w:w="3216" w:type="dxa"/>
+          </w:tcPr>
+          <w:p>
+            <w:r>
+              <w:t>Пименов Иоанн Павлович</w:t>
+            </w:r>
+          </w:p>
+        </w:tc>
+        <w:tc>
+          <w:tcPr>
+            <w:tcW w:w="1867" w:type="dxa"/>
+          </w:tcPr>
+          <w:p>
+            <w:pPr>
+              <w:rPr>
+                <w:lang w:val="en-US"/>
+              </w:rPr>
+            </w:pPr>
+            <w:r>
+              <w:rPr>
+                <w:lang w:val="en-US"/>
+              </w:rPr>
+              <w:t>1</w:t>
+            </w:r>
+          </w:p>
+        </w:tc>
+        <w:tc>
+          <w:tcPr>
+            <w:tcW w:w="1867" w:type="dxa"/>
+          </w:tcPr>
+          <w:p>
+            <w:pPr>
+              <w:rPr>
+                <w:lang w:val="en-US"/>
+              </w:rPr>
+            </w:pPr>
+            <w:r>
+              <w:rPr>
+                <w:lang w:val="en-US"/>
+              </w:rPr>
+              <w:t>02:00</w:t>
+            </w:r>
+          </w:p>
+        </w:tc>
+        <w:tc>
+          <w:tcPr>
+            <w:tcW w:w="1867" w:type="dxa"/>
+          </w:tcPr>
+          <w:p>
+            <w:r>
+              <w:t xml:space="preserve">Долго искал конфигуратор </w:t>
+            </w:r>
+          </w:p>
+        </w:tc>
+      </w:tr>
+      <w:tr>
+        <w:tc>
+          <w:tcPr>
+            <w:tcW w:w="1237" w:type="dxa"/>
+            <w:shd w:val="clear" w:color="auto" w:fill="D1D1D1" w:themeFill="background2" w:themeFillShade="E6"/>
+          </w:tcPr>
+          <w:p>
+            <w:pPr>
+              <w:jc w:val="center"/>
+            </w:pPr>
+            <w:r>
+              <w:t>3</w:t>
+            </w:r>
+          </w:p>
+        </w:tc>
+        <w:tc>
+          <w:tcPr>
+            <w:tcW w:w="3216" w:type="dxa"/>
+          </w:tcPr>
+          <w:p>
+            <w:pPr>
+              <w:rPr>
+                <w:lang w:val="en-US"/>
+              </w:rPr>
+            </w:pPr>
+            <w:r>
+              <w:t>Ефимов Александр Андреевич</w:t>
+            </w:r>
+          </w:p>
+        </w:tc>
+        <w:tc>
+          <w:tcPr>
+            <w:tcW w:w="1867" w:type="dxa"/>
+          </w:tcPr>
+          <w:p>
+            <w:r>
+              <w:t>1</w:t>
+            </w:r>
+          </w:p>
+        </w:tc>
+        <w:tc>
+          <w:tcPr>
+            <w:tcW w:w="1867" w:type="dxa"/>
+          </w:tcPr>
+          <w:p>
+            <w:pPr>
+              <w:rPr>
+                <w:lang w:val="en-US"/>
+              </w:rPr>
+            </w:pPr>
+            <w:r>
+              <w:rPr>
+                <w:lang w:val="en-US"/>
+              </w:rPr>
+              <w:t>0</w:t>
+            </w:r>
+            <w:r>
+              <w:t>1</w:t>
+            </w:r>
+            <w:r>
+              <w:rPr>
+                <w:lang w:val="en-US"/>
+              </w:rPr>
+              <w:t>:00</w:t>
+            </w:r>
+          </w:p>
+        </w:tc>
+        <w:tc>
+          <w:tcPr>
+            <w:tcW w:w="1867" w:type="dxa"/>
+          </w:tcPr>
+          <w:p>
+            <w:r>
+              <w:t>Сайт четко разделяет возможные меры поддержки и скидок</w:t>
+            </w:r>
+          </w:p>
+        </w:tc>
+      </w:tr>
+      <w:tr>
+        <w:tc>
+          <w:tcPr>
+            <w:tcW w:w="1237" w:type="dxa"/>
+            <w:shd w:val="clear" w:color="auto" w:fill="D1D1D1" w:themeFill="background2" w:themeFillShade="E6"/>
+          </w:tcPr>
+          <w:p>
+            <w:pPr>
+              <w:jc w:val="center"/>
+            </w:pPr>
+            <w:r>
+              <w:t>3</w:t>
+            </w:r>
+          </w:p>
+        </w:tc>
+        <w:tc>
+          <w:tcPr>
+            <w:tcW w:w="3216" w:type="dxa"/>
+          </w:tcPr>
+          <w:p>
+            <w:pPr>
+              <w:rPr>
+                <w:lang w:val="en-US"/>
+              </w:rPr>
+            </w:pPr>
+            <w:r>
+              <w:t>Пименов Иоанн Павлович</w:t>
+            </w:r>
+          </w:p>
+        </w:tc>
+        <w:tc>
+          <w:tcPr>
+            <w:tcW w:w="1867" w:type="dxa"/>
+          </w:tcPr>
+          <w:p>
+            <w:pPr>
+              <w:rPr>
+                <w:lang w:val="en-US"/>
+              </w:rPr>
+            </w:pPr>
+            <w:r>
+              <w:rPr>
+                <w:lang w:val="en-US"/>
+              </w:rPr>
+              <w:t>0</w:t>
+            </w:r>
+          </w:p>
+        </w:tc>
+        <w:tc>
+          <w:tcPr>
+            <w:tcW w:w="1867" w:type="dxa"/>
+          </w:tcPr>
+          <w:p>
+            <w:pPr>
+              <w:rPr>
+                <w:lang w:val="en-US"/>
+              </w:rPr>
+            </w:pPr>
+            <w:r>
+              <w:rPr>
+                <w:lang w:val="en-US"/>
+              </w:rPr>
+              <w:t>00:18</w:t>
+            </w:r>
+          </w:p>
+        </w:tc>
+        <w:tc>
+          <w:tcPr>
+            <w:tcW w:w="1867" w:type="dxa"/>
+          </w:tcPr>
+          <w:p>
+            <w:r>
+              <w:t>-</w:t>
+            </w:r>
+          </w:p>
+        </w:tc>
+      </w:tr>
+      <w:tr>
+        <w:tc>
+          <w:tcPr>
+            <w:tcW w:w="1237" w:type="dxa"/>
+            <w:shd w:val="clear" w:color="auto" w:fill="D1D1D1" w:themeFill="background2" w:themeFillShade="E6"/>
+          </w:tcPr>
+          <w:p>
+            <w:pPr>
+              <w:jc w:val="center"/>
+            </w:pPr>
+            <w:r>
+              <w:t>4</w:t>
+            </w:r>
+          </w:p>
+        </w:tc>
+        <w:tc>
+          <w:tcPr>
+            <w:tcW w:w="3216" w:type="dxa"/>
+          </w:tcPr>
+          <w:p>
+            <w:r>
+              <w:t>Ефимов Александр Андреевич</w:t>
+            </w:r>
+          </w:p>
+        </w:tc>
+        <w:tc>
+          <w:tcPr>
+            <w:tcW w:w="1867" w:type="dxa"/>
+          </w:tcPr>
+          <w:p>
+            <w:r>
+              <w:t>1</w:t>
+            </w:r>
+          </w:p>
+        </w:tc>
+        <w:tc>
+          <w:tcPr>
+            <w:tcW w:w="1867" w:type="dxa"/>
+          </w:tcPr>
+          <w:p>
+            <w:pPr>
+              <w:rPr>
+                <w:lang w:val="en-US"/>
+              </w:rPr>
+            </w:pPr>
+            <w:r>
+              <w:t>0</w:t>
+            </w:r>
+            <w:r>
+              <w:rPr>
+                <w:lang w:val="en-US"/>
+              </w:rPr>
+              <w:t>0</w:t>
+            </w:r>
+            <w:r>
+              <w:t>:30</w:t>
+            </w:r>
+          </w:p>
+        </w:tc>
+        <w:tc>
+          <w:tcPr>
+            <w:tcW w:w="1867" w:type="dxa"/>
+          </w:tcPr>
+          <w:p>
+            <w:r>
+              <w:t>Карта находится в не интуитивно понятном месте, возникли проблемы с её поиском</w:t>
+            </w:r>
+          </w:p>
+        </w:tc>
+      </w:tr>
+      <w:tr>
+        <w:tc>
+          <w:tcPr>
+            <w:tcW w:w="1237" w:type="dxa"/>
+            <w:shd w:val="clear" w:color="auto" w:fill="D1D1D1" w:themeFill="background2" w:themeFillShade="E6"/>
+          </w:tcPr>
+          <w:p>
+            <w:pPr>
+              <w:jc w:val="center"/>
+            </w:pPr>
+            <w:r>
+              <w:t>4</w:t>
+            </w:r>
+          </w:p>
+        </w:tc>
+        <w:tc>
+          <w:tcPr>
+            <w:tcW w:w="3216" w:type="dxa"/>
+          </w:tcPr>
+          <w:p>
+            <w:r>
+              <w:t>Пименов Иоанн Павлович</w:t>
+            </w:r>
+          </w:p>
+        </w:tc>
+        <w:tc>
+          <w:tcPr>
+            <w:tcW w:w="1867" w:type="dxa"/>
+          </w:tcPr>
+          <w:p>
+            <w:pPr>
+              <w:rPr>
+                <w:lang w:val="en-US"/>
+              </w:rPr>
+            </w:pPr>
+            <w:r>
+              <w:rPr>
+                <w:lang w:val="en-US"/>
+              </w:rPr>
+              <w:t>1</w:t>
+            </w:r>
+          </w:p>
+        </w:tc>
+        <w:tc>
+          <w:tcPr>
+            <w:tcW w:w="1867" w:type="dxa"/>
+          </w:tcPr>
+          <w:p>
+            <w:pPr>
+              <w:rPr>
+                <w:lang w:val="en-US"/>
+              </w:rPr>
+            </w:pPr>
+            <w:r>
+              <w:rPr>
+                <w:lang w:val="en-US"/>
+              </w:rPr>
+              <w:t>00:30</w:t>
+            </w:r>
+          </w:p>
+        </w:tc>
+        <w:tc>
+          <w:tcPr>
+            <w:tcW w:w="1867" w:type="dxa"/>
+          </w:tcPr>
+          <w:p>
+            <w:r>
+              <w:t>-</w:t>
+            </w:r>
+          </w:p>
+        </w:tc>
+      </w:tr>
+    </w:tbl>
     <w:p/>
+    <w:p>
+      <w:pPr>
+        <w:pStyle w:val="Heading3"/>
+      </w:pPr>
+      <w:r>
+        <w:t>Расчет метрии</w:t>
+      </w:r>
+    </w:p>
+    <w:p>
+      <w:r>
+        <w:rPr>
+          <w:b/>
+          <w:bCs/>
+        </w:rPr>
+        <w:t>Параметры</w:t>
+      </w:r>
+      <w:r>
+        <w:rPr>
+          <w:lang w:val="en-US"/>
+        </w:rPr>
+        <w:t>:</w:t>
+      </w:r>
+    </w:p>
+    <w:p>
+      <w:pPr>
+        <w:pStyle w:val="ListParagraph"/>
+        <w:numPr>
+          <w:ilvl w:val="0"/>
+          <w:numId w:val="4"/>
+        </w:numPr>
+      </w:pPr>
+      <w:r>
+        <w:rPr>
+          <w:lang w:val="en-US"/>
+        </w:rPr>
+        <w:t>N = 4 (</w:t>
+      </w:r>
+      <w:r>
+        <w:t>количество сценариев)</w:t>
+      </w:r>
+      <w:r>
+        <w:rPr>
+          <w:lang w:val="en-US"/>
+        </w:rPr>
+        <w:t>;</w:t>
+      </w:r>
+    </w:p>
+    <w:p>
+      <w:pPr>
+        <w:pStyle w:val="ListParagraph"/>
+        <w:numPr>
+          <w:ilvl w:val="0"/>
+          <w:numId w:val="4"/>
+        </w:numPr>
+      </w:pPr>
+      <w:r>
+        <w:rPr>
+          <w:lang w:val="en-US"/>
+        </w:rPr>
+        <w:t>R = 2 (</w:t>
+      </w:r>
+      <w:r>
+        <w:t>количество пользователей)</w:t>
+      </w:r>
+      <w:r>
+        <w:rPr>
+          <w:lang w:val="en-US"/>
+        </w:rPr>
+        <w:t>;</w:t>
+      </w:r>
+    </w:p>
+    <w:p>
+      <w:pPr>
+        <w:pStyle w:val="ListParagraph"/>
+        <w:numPr>
+          <w:ilvl w:val="0"/>
+          <w:numId w:val="4"/>
+        </w:numPr>
+      </w:pPr>
+      <w:r>
+        <w:rPr>
+          <w:lang w:val="en-US"/>
+        </w:rPr>
+        <w:t>Nij = 1</w:t>
+      </w:r>
+      <w:r>
+        <w:rPr>
+          <w:lang w:val="en-US"/>
+        </w:rPr>
+        <w:t xml:space="preserve"> (</w:t>
+      </w:r>
+      <w:r>
+        <w:t>все выполнения успешны)</w:t>
+      </w:r>
+      <w:r>
+        <w:rPr>
+          <w:lang w:val="en-US"/>
+        </w:rPr>
+        <w:t>.</w:t>
+      </w:r>
+    </w:p>
+    <w:p>
+      <w:pPr>
+        <w:pStyle w:val="Heading3"/>
+      </w:pPr>
+      <w:r>
+        <w:t>Результативность</w:t>
+      </w:r>
+    </w:p>
+    <w:p>
+      <w:pPr>
+        <w:rPr>
+          <w:rFonts w:eastAsiaTheme="majorEastAsia" w:cstheme="majorBidi"/>
+        </w:rPr>
+      </w:pPr>
+      <m:oMathPara>
+        <m:oMath>
+          <m:r>
+            <m:rPr>
+              <m:sty m:val="p"/>
+            </m:rPr>
+            <w:rPr>
+              <w:rFonts w:ascii="Cambria Math" w:hAnsi="Cambria Math"/>
+            </w:rPr>
+            <m:t>E</m:t>
+          </m:r>
+          <m:r>
+            <w:rPr>
+              <w:rFonts w:ascii="Cambria Math" w:hAnsi="Cambria Math"/>
+              <w:lang w:val="en-US"/>
+            </w:rPr>
+            <m:t xml:space="preserve">= </m:t>
+          </m:r>
+          <m:f>
+            <m:fPr>
+              <m:ctrlPr>
+                <w:rPr>
+                  <w:rFonts w:ascii="Cambria Math" w:hAnsi="Cambria Math"/>
+                  <w:i/>
+                  <w:lang w:val="en-US"/>
+                </w:rPr>
+              </m:ctrlPr>
+            </m:fPr>
+            <m:num>
+              <m:nary>
+                <m:naryPr>
+                  <m:chr m:val="∑"/>
+                  <m:limLoc m:val="undOvr"/>
+                  <m:ctrlPr>
+                    <w:rPr>
+                      <w:rFonts w:ascii="Cambria Math" w:hAnsi="Cambria Math"/>
+                      <w:i/>
+                      <w:lang w:val="en-US"/>
+                    </w:rPr>
+                  </m:ctrlPr>
+                </m:naryPr>
+                <m:sub>
+                  <m:r>
+                    <w:rPr>
+                      <w:rFonts w:ascii="Cambria Math" w:hAnsi="Cambria Math"/>
+                      <w:lang w:val="en-US"/>
+                    </w:rPr>
+                    <m:t>i=1</m:t>
+                  </m:r>
+                </m:sub>
+                <m:sup>
+                  <m:r>
+                    <w:rPr>
+                      <w:rFonts w:ascii="Cambria Math" w:hAnsi="Cambria Math"/>
+                      <w:lang w:val="en-US"/>
+                    </w:rPr>
+                    <m:t>N</m:t>
+                  </m:r>
+                </m:sup>
+                <m:e>
+                  <m:nary>
+                    <m:naryPr>
+                      <m:chr m:val="∑"/>
+                      <m:limLoc m:val="undOvr"/>
+                      <m:ctrlPr>
+                        <w:rPr>
+                          <w:rFonts w:ascii="Cambria Math" w:hAnsi="Cambria Math"/>
+                          <w:i/>
+                          <w:lang w:val="en-US"/>
+                        </w:rPr>
+                      </m:ctrlPr>
+                    </m:naryPr>
+                    <m:sub>
+                      <m:r>
+                        <w:rPr>
+                          <w:rFonts w:ascii="Cambria Math" w:hAnsi="Cambria Math"/>
+                          <w:lang w:val="en-US"/>
+                        </w:rPr>
+                        <m:t>j=1</m:t>
+                      </m:r>
+                    </m:sub>
+                    <m:sup>
+                      <m:r>
+                        <w:rPr>
+                          <w:rFonts w:ascii="Cambria Math" w:hAnsi="Cambria Math"/>
+                          <w:lang w:val="en-US"/>
+                        </w:rPr>
+                        <m:t>R</m:t>
+                      </m:r>
+                    </m:sup>
+                    <m:e>
+                      <m:sSub>
+                        <m:sSubPr>
+                          <m:ctrlPr>
+                            <w:rPr>
+                              <w:rFonts w:ascii="Cambria Math" w:hAnsi="Cambria Math"/>
+                              <w:i/>
+                              <w:lang w:val="en-US"/>
+                            </w:rPr>
+                          </m:ctrlPr>
+                        </m:sSubPr>
+                        <m:e>
+                          <m:r>
+                            <w:rPr>
+                              <w:rFonts w:ascii="Cambria Math" w:hAnsi="Cambria Math"/>
+                              <w:lang w:val="en-US"/>
+                            </w:rPr>
+                            <m:t>n</m:t>
+                          </m:r>
+                        </m:e>
+                        <m:sub>
+                          <m:r>
+                            <w:rPr>
+                              <w:rFonts w:ascii="Cambria Math" w:hAnsi="Cambria Math"/>
+                              <w:lang w:val="en-US"/>
+                            </w:rPr>
+                            <m:t>ij</m:t>
+                          </m:r>
+                        </m:sub>
+                      </m:sSub>
+                    </m:e>
+                  </m:nary>
+                </m:e>
+              </m:nary>
+            </m:num>
+            <m:den>
+              <m:r>
+                <w:rPr>
+                  <w:rFonts w:ascii="Cambria Math" w:hAnsi="Cambria Math"/>
+                  <w:lang w:val="en-US"/>
+                </w:rPr>
+                <m:t>N*R</m:t>
+              </m:r>
+            </m:den>
+          </m:f>
+          <m:r>
+            <w:rPr>
+              <w:rFonts w:ascii="Cambria Math" w:hAnsi="Cambria Math"/>
+              <w:lang w:val="en-US"/>
+            </w:rPr>
+            <m:t>=</m:t>
+          </m:r>
+          <m:f>
+            <m:fPr>
+              <m:ctrlPr>
+                <w:rPr>
+                  <w:rFonts w:ascii="Cambria Math" w:hAnsi="Cambria Math"/>
+                  <w:i/>
+                  <w:lang w:val="en-US"/>
+                </w:rPr>
+              </m:ctrlPr>
+            </m:fPr>
+            <m:num>
+              <m:r>
+                <w:rPr>
+                  <w:rFonts w:ascii="Cambria Math" w:hAnsi="Cambria Math"/>
+                  <w:lang w:val="en-US"/>
+                </w:rPr>
+                <m:t>1+1+1+1+1+1+1+1</m:t>
+              </m:r>
+            </m:num>
+            <m:den>
+              <m:r>
+                <w:rPr>
+                  <w:rFonts w:ascii="Cambria Math" w:hAnsi="Cambria Math"/>
+                  <w:lang w:val="en-US"/>
+                </w:rPr>
+                <m:t>4*2</m:t>
+              </m:r>
+            </m:den>
+          </m:f>
+          <m:r>
+            <w:rPr>
+              <w:rFonts w:ascii="Cambria Math" w:hAnsi="Cambria Math"/>
+              <w:lang w:val="en-US"/>
+            </w:rPr>
+            <m:t>=100%</m:t>
+          </m:r>
+        </m:oMath>
+      </m:oMathPara>
+    </w:p>
+    <w:p>
+      <w:pPr>
+        <w:rPr>
+          <w:rFonts w:eastAsiaTheme="majorEastAsia"/>
+        </w:rPr>
+      </w:pPr>
+      <w:r>
+        <w:rPr>
+          <w:rFonts w:eastAsiaTheme="majorEastAsia"/>
+        </w:rPr>
+        <w:t>Оценка</w:t>
+      </w:r>
+      <w:r>
+        <w:rPr>
+          <w:rFonts w:eastAsiaTheme="majorEastAsia"/>
+          <w:lang w:val="en-US"/>
+        </w:rPr>
+        <w:t xml:space="preserve">: </w:t>
+      </w:r>
+      <w:r>
+        <w:rPr>
+          <w:rFonts w:eastAsiaTheme="majorEastAsia"/>
+        </w:rPr>
+        <w:t>прекрасно (90%-100%)</w:t>
+      </w:r>
+      <w:r>
+        <w:rPr>
+          <w:rFonts w:eastAsiaTheme="majorEastAsia"/>
+        </w:rPr>
+        <w:t>.</w:t>
+      </w:r>
+    </w:p>
+    <w:p>
+      <w:pPr>
+        <w:pStyle w:val="Heading3"/>
+      </w:pPr>
+      <w:r>
+        <w:lastRenderedPageBreak/>
+        <w:t>У</w:t>
+      </w:r>
+      <w:r>
+        <w:t>довлетворенность</w:t>
+      </w:r>
+    </w:p>
+    <w:p>
+      <w:r>
+        <w:t>Анкета – шкала 0-5, где 0 - полностью не согласен, а 5 – согласен</w:t>
+      </w:r>
+      <w:r>
+        <w:t>;</w:t>
+      </w:r>
+    </w:p>
+    <w:tbl>
+      <w:tblPr>
+        <w:tblStyle w:val="TableGrid"/>
+        <w:tblW w:w="0" w:type="auto"/>
+        <w:tblLook w:val="04A0" w:firstRow="1" w:lastRow="0" w:firstColumn="1" w:lastColumn="0" w:noHBand="0" w:noVBand="1"/>
+      </w:tblPr>
+      <w:tblGrid>
+        <w:gridCol w:w="7328"/>
+        <w:gridCol w:w="586"/>
+        <w:gridCol w:w="964"/>
+        <w:gridCol w:w="1062"/>
+      </w:tblGrid>
+      <w:tr>
+        <w:tc>
+          <w:tcPr>
+            <w:tcW w:w="7555" w:type="dxa"/>
+            <w:shd w:val="clear" w:color="auto" w:fill="3A3A3A" w:themeFill="background2" w:themeFillShade="40"/>
+            <w:vAlign w:val="center"/>
+          </w:tcPr>
+          <w:p>
+            <w:r>
+              <w:t>Вопрос</w:t>
+            </w:r>
+          </w:p>
+        </w:tc>
+        <w:tc>
+          <w:tcPr>
+            <w:tcW w:w="359" w:type="dxa"/>
+            <w:shd w:val="clear" w:color="auto" w:fill="3A3A3A" w:themeFill="background2" w:themeFillShade="40"/>
+            <w:vAlign w:val="center"/>
+          </w:tcPr>
+          <w:p>
+            <w:pPr>
+              <w:jc w:val="center"/>
+            </w:pPr>
+            <w:r>
+              <w:t>Тип</w:t>
+            </w:r>
+          </w:p>
+        </w:tc>
+        <w:tc>
+          <w:tcPr>
+            <w:tcW w:w="964" w:type="dxa"/>
+            <w:shd w:val="clear" w:color="auto" w:fill="3A3A3A" w:themeFill="background2" w:themeFillShade="40"/>
+            <w:vAlign w:val="center"/>
+          </w:tcPr>
+          <w:p>
+            <w:pPr>
+              <w:jc w:val="center"/>
+            </w:pPr>
+            <w:r>
+              <w:t>Ефимов А.А</w:t>
+            </w:r>
+          </w:p>
+        </w:tc>
+        <w:tc>
+          <w:tcPr>
+            <w:tcW w:w="1062" w:type="dxa"/>
+            <w:shd w:val="clear" w:color="auto" w:fill="3A3A3A" w:themeFill="background2" w:themeFillShade="40"/>
+            <w:vAlign w:val="center"/>
+          </w:tcPr>
+          <w:p>
+            <w:pPr>
+              <w:jc w:val="center"/>
+            </w:pPr>
+            <w:r>
+              <w:t>Пименов И.П</w:t>
+            </w:r>
+          </w:p>
+        </w:tc>
+      </w:tr>
+      <w:tr>
+        <w:tc>
+          <w:tcPr>
+            <w:tcW w:w="7555" w:type="dxa"/>
+          </w:tcPr>
+          <w:p>
+            <w:r>
+              <w:t xml:space="preserve">Мне было легко найти автомобиль </w:t>
+            </w:r>
+            <w:r>
+              <w:t>“</w:t>
+            </w:r>
+            <w:r>
+              <w:t>Лада</w:t>
+            </w:r>
+            <w:r>
+              <w:t>”</w:t>
+            </w:r>
+            <w:r>
+              <w:t xml:space="preserve"> по минимальной цене</w:t>
+            </w:r>
+            <w:r>
+              <w:t xml:space="preserve"> среди моделей</w:t>
+            </w:r>
+          </w:p>
+        </w:tc>
+        <w:tc>
+          <w:tcPr>
+            <w:tcW w:w="359" w:type="dxa"/>
+            <w:vAlign w:val="center"/>
+          </w:tcPr>
+          <w:p>
+            <w:pPr>
+              <w:jc w:val="center"/>
+            </w:pPr>
+            <w:r>
+              <w:t>+</w:t>
+            </w:r>
+          </w:p>
+        </w:tc>
+        <w:tc>
+          <w:tcPr>
+            <w:tcW w:w="964" w:type="dxa"/>
+            <w:vAlign w:val="center"/>
+          </w:tcPr>
+          <w:p>
+            <w:pPr>
+              <w:jc w:val="center"/>
+            </w:pPr>
+          </w:p>
+          <w:p>
+            <w:pPr>
+              <w:jc w:val="center"/>
+            </w:pPr>
+            <w:r>
+              <w:t>5</w:t>
+            </w:r>
+          </w:p>
+        </w:tc>
+        <w:tc>
+          <w:tcPr>
+            <w:tcW w:w="1062" w:type="dxa"/>
+            <w:vAlign w:val="center"/>
+          </w:tcPr>
+          <w:p>
+            <w:pPr>
+              <w:jc w:val="center"/>
+            </w:pPr>
+            <w:r>
+              <w:t>3</w:t>
+            </w:r>
+          </w:p>
+        </w:tc>
+      </w:tr>
+      <w:tr>
+        <w:tc>
+          <w:tcPr>
+            <w:tcW w:w="7555" w:type="dxa"/>
+          </w:tcPr>
+          <w:p>
+            <w:r>
+              <w:t>Мне было легко собрать свою конфигурацию автомобиля</w:t>
+            </w:r>
+          </w:p>
+        </w:tc>
+        <w:tc>
+          <w:tcPr>
+            <w:tcW w:w="359" w:type="dxa"/>
+            <w:vAlign w:val="center"/>
+          </w:tcPr>
+          <w:p>
+            <w:pPr>
+              <w:jc w:val="center"/>
+            </w:pPr>
+            <w:r>
+              <w:t>+</w:t>
+            </w:r>
+          </w:p>
+        </w:tc>
+        <w:tc>
+          <w:tcPr>
+            <w:tcW w:w="964" w:type="dxa"/>
+            <w:vAlign w:val="center"/>
+          </w:tcPr>
+          <w:p>
+            <w:pPr>
+              <w:jc w:val="center"/>
+            </w:pPr>
+            <w:r>
+              <w:t>4</w:t>
+            </w:r>
+          </w:p>
+        </w:tc>
+        <w:tc>
+          <w:tcPr>
+            <w:tcW w:w="1062" w:type="dxa"/>
+            <w:vAlign w:val="center"/>
+          </w:tcPr>
+          <w:p>
+            <w:pPr>
+              <w:jc w:val="center"/>
+            </w:pPr>
+            <w:r>
+              <w:t>2</w:t>
+            </w:r>
+          </w:p>
+        </w:tc>
+      </w:tr>
+      <w:tr>
+        <w:tc>
+          <w:tcPr>
+            <w:tcW w:w="7555" w:type="dxa"/>
+          </w:tcPr>
+          <w:p>
+            <w:r>
+              <w:t>Я долго разбирался в конфигураторе настройки автомобиля</w:t>
+            </w:r>
+          </w:p>
+        </w:tc>
+        <w:tc>
+          <w:tcPr>
+            <w:tcW w:w="359" w:type="dxa"/>
+            <w:vAlign w:val="center"/>
+          </w:tcPr>
+          <w:p>
+            <w:pPr>
+              <w:jc w:val="center"/>
+            </w:pPr>
+            <w:r>
+              <w:t>-</w:t>
+            </w:r>
+          </w:p>
+        </w:tc>
+        <w:tc>
+          <w:tcPr>
+            <w:tcW w:w="964" w:type="dxa"/>
+            <w:vAlign w:val="center"/>
+          </w:tcPr>
+          <w:p>
+            <w:pPr>
+              <w:jc w:val="center"/>
+            </w:pPr>
+            <w:r>
+              <w:t>1</w:t>
+            </w:r>
+          </w:p>
+        </w:tc>
+        <w:tc>
+          <w:tcPr>
+            <w:tcW w:w="1062" w:type="dxa"/>
+            <w:vAlign w:val="center"/>
+          </w:tcPr>
+          <w:p>
+            <w:pPr>
+              <w:jc w:val="center"/>
+            </w:pPr>
+            <w:r>
+              <w:t>4</w:t>
+            </w:r>
+          </w:p>
+        </w:tc>
+      </w:tr>
+      <w:tr>
+        <w:tc>
+          <w:tcPr>
+            <w:tcW w:w="7555" w:type="dxa"/>
+          </w:tcPr>
+          <w:p>
+            <w:r>
+              <w:t xml:space="preserve">Я </w:t>
+            </w:r>
+            <w:r>
+              <w:t xml:space="preserve">быстро </w:t>
+            </w:r>
+            <w:r>
+              <w:t>нашел полную информацию о льготных программах на сайте</w:t>
+            </w:r>
+          </w:p>
+        </w:tc>
+        <w:tc>
+          <w:tcPr>
+            <w:tcW w:w="359" w:type="dxa"/>
+            <w:vAlign w:val="center"/>
+          </w:tcPr>
+          <w:p>
+            <w:pPr>
+              <w:jc w:val="center"/>
+            </w:pPr>
+            <w:r>
+              <w:t>+</w:t>
+            </w:r>
+          </w:p>
+        </w:tc>
+        <w:tc>
+          <w:tcPr>
+            <w:tcW w:w="964" w:type="dxa"/>
+            <w:vAlign w:val="center"/>
+          </w:tcPr>
+          <w:p>
+            <w:pPr>
+              <w:jc w:val="center"/>
+            </w:pPr>
+            <w:r>
+              <w:t>5</w:t>
+            </w:r>
+          </w:p>
+        </w:tc>
+        <w:tc>
+          <w:tcPr>
+            <w:tcW w:w="1062" w:type="dxa"/>
+            <w:vAlign w:val="center"/>
+          </w:tcPr>
+          <w:p>
+            <w:pPr>
+              <w:jc w:val="center"/>
+            </w:pPr>
+            <w:r>
+              <w:t>4</w:t>
+            </w:r>
+          </w:p>
+        </w:tc>
+      </w:tr>
+      <w:tr>
+        <w:tc>
+          <w:tcPr>
+            <w:tcW w:w="7555" w:type="dxa"/>
+          </w:tcPr>
+          <w:p>
+            <w:r>
+              <w:t xml:space="preserve">Я </w:t>
+            </w:r>
+            <w:r>
+              <w:t xml:space="preserve">быстро </w:t>
+            </w:r>
+            <w:r>
+              <w:t xml:space="preserve">нашел всю </w:t>
+            </w:r>
+            <w:r>
+              <w:t>информацию о ближайших дилерских центрах и контактную информ</w:t>
+            </w:r>
+            <w:r>
+              <w:t>а</w:t>
+            </w:r>
+            <w:r>
+              <w:t>цию</w:t>
+            </w:r>
+            <w:r>
+              <w:t xml:space="preserve"> дилера</w:t>
+            </w:r>
+          </w:p>
+        </w:tc>
+        <w:tc>
+          <w:tcPr>
+            <w:tcW w:w="359" w:type="dxa"/>
+            <w:vAlign w:val="center"/>
+          </w:tcPr>
+          <w:p>
+            <w:pPr>
+              <w:jc w:val="center"/>
+            </w:pPr>
+            <w:r>
+              <w:t>+</w:t>
+            </w:r>
+          </w:p>
+        </w:tc>
+        <w:tc>
+          <w:tcPr>
+            <w:tcW w:w="964" w:type="dxa"/>
+            <w:vAlign w:val="center"/>
+          </w:tcPr>
+          <w:p>
+            <w:pPr>
+              <w:jc w:val="center"/>
+            </w:pPr>
+            <w:r>
+              <w:t>3</w:t>
+            </w:r>
+          </w:p>
+        </w:tc>
+        <w:tc>
+          <w:tcPr>
+            <w:tcW w:w="1062" w:type="dxa"/>
+            <w:vAlign w:val="center"/>
+          </w:tcPr>
+          <w:p>
+            <w:pPr>
+              <w:jc w:val="center"/>
+            </w:pPr>
+            <w:r>
+              <w:t>5</w:t>
+            </w:r>
+          </w:p>
+        </w:tc>
+      </w:tr>
+    </w:tbl>
+    <w:p>
+      <w:r>
+        <w:t>Приведение к шкале 0-4 и расчет</w:t>
+      </w:r>
+      <w:r>
+        <w:t>:</w:t>
+      </w:r>
+    </w:p>
+    <w:tbl>
+      <w:tblPr>
+        <w:tblStyle w:val="TableGrid"/>
+        <w:tblW w:w="0" w:type="auto"/>
+        <w:tblLook w:val="04A0" w:firstRow="1" w:lastRow="0" w:firstColumn="1" w:lastColumn="0" w:noHBand="0" w:noVBand="1"/>
+      </w:tblPr>
+      <w:tblGrid>
+        <w:gridCol w:w="2485"/>
+        <w:gridCol w:w="2485"/>
+        <w:gridCol w:w="2485"/>
+        <w:gridCol w:w="2485"/>
+      </w:tblGrid>
+      <w:tr>
+        <w:tc>
+          <w:tcPr>
+            <w:tcW w:w="2485" w:type="dxa"/>
+            <w:shd w:val="clear" w:color="auto" w:fill="3A3A3A" w:themeFill="background2" w:themeFillShade="40"/>
+          </w:tcPr>
+          <w:p>
+            <w:r>
+              <w:t>Пользователь</w:t>
+            </w:r>
+          </w:p>
+        </w:tc>
+        <w:tc>
+          <w:tcPr>
+            <w:tcW w:w="2485" w:type="dxa"/>
+            <w:shd w:val="clear" w:color="auto" w:fill="3A3A3A" w:themeFill="background2" w:themeFillShade="40"/>
+          </w:tcPr>
+          <w:p>
+            <w:r>
+              <w:t>Положительные вопросы</w:t>
+            </w:r>
+          </w:p>
+        </w:tc>
+        <w:tc>
+          <w:tcPr>
+            <w:tcW w:w="2485" w:type="dxa"/>
+            <w:shd w:val="clear" w:color="auto" w:fill="3A3A3A" w:themeFill="background2" w:themeFillShade="40"/>
+          </w:tcPr>
+          <w:p>
+            <w:r>
+              <w:t>Отрицательные вопросы</w:t>
+            </w:r>
+          </w:p>
+        </w:tc>
+        <w:tc>
+          <w:tcPr>
+            <w:tcW w:w="2485" w:type="dxa"/>
+            <w:shd w:val="clear" w:color="auto" w:fill="3A3A3A" w:themeFill="background2" w:themeFillShade="40"/>
+          </w:tcPr>
+          <w:p>
+            <w:r>
+              <w:t>Сумма</w:t>
+            </w:r>
+          </w:p>
+        </w:tc>
+      </w:tr>
+      <w:tr>
+        <w:tc>
+          <w:tcPr>
+            <w:tcW w:w="2485" w:type="dxa"/>
+          </w:tcPr>
+          <w:p>
+            <w:r>
+              <w:t>Александр</w:t>
+            </w:r>
+          </w:p>
+        </w:tc>
+        <w:tc>
+          <w:tcPr>
+            <w:tcW w:w="2485" w:type="dxa"/>
+          </w:tcPr>
+          <w:p>
+            <w:r>
+              <w:t>5 + 4 + 5 + 3</w:t>
+            </w:r>
+            <w:r>
+              <w:t xml:space="preserve"> = 17</w:t>
+            </w:r>
+          </w:p>
+        </w:tc>
+        <w:tc>
+          <w:tcPr>
+            <w:tcW w:w="2485" w:type="dxa"/>
+          </w:tcPr>
+          <w:p>
+            <w:r>
+              <w:t>1</w:t>
+            </w:r>
+          </w:p>
+        </w:tc>
+        <w:tc>
+          <w:tcPr>
+            <w:tcW w:w="2485" w:type="dxa"/>
+          </w:tcPr>
+          <w:p>
+            <w:r>
+              <w:t>18</w:t>
+            </w:r>
+          </w:p>
+        </w:tc>
+      </w:tr>
+      <w:tr>
+        <w:tc>
+          <w:tcPr>
+            <w:tcW w:w="2485" w:type="dxa"/>
+          </w:tcPr>
+          <w:p>
+            <w:r>
+              <w:t>Иоанн</w:t>
+            </w:r>
+          </w:p>
+        </w:tc>
+        <w:tc>
+          <w:tcPr>
+            <w:tcW w:w="2485" w:type="dxa"/>
+          </w:tcPr>
+          <w:p>
+            <w:r>
+              <w:t>3 + 2 + 4 + 5 = 14</w:t>
+            </w:r>
+          </w:p>
+        </w:tc>
+        <w:tc>
+          <w:tcPr>
+            <w:tcW w:w="2485" w:type="dxa"/>
+          </w:tcPr>
+          <w:p>
+            <w:r>
+              <w:t>2</w:t>
+            </w:r>
+          </w:p>
+        </w:tc>
+        <w:tc>
+          <w:tcPr>
+            <w:tcW w:w="2485" w:type="dxa"/>
+          </w:tcPr>
+          <w:p>
+            <w:r>
+              <w:t>16</w:t>
+            </w:r>
+          </w:p>
+        </w:tc>
+      </w:tr>
+    </w:tbl>
+    <w:p>
+      <w:pPr>
+        <w:rPr>
+          <w:lang w:val="en-US"/>
+        </w:rPr>
+      </w:pPr>
+      <w:r>
+        <w:rPr>
+          <w:b/>
+          <w:bCs/>
+        </w:rPr>
+        <w:t>Общая сумма</w:t>
+      </w:r>
+      <w:r>
+        <w:rPr>
+          <w:lang w:val="en-US"/>
+        </w:rPr>
+        <w:t>:18+16=34</w:t>
+      </w:r>
+      <w:r>
+        <w:rPr>
+          <w:lang w:val="en-US"/>
+        </w:rPr>
+        <w:t>.</w:t>
+      </w:r>
+    </w:p>
+    <w:p>
+      <w:r>
+        <w:t xml:space="preserve">Итоговый </w:t>
+      </w:r>
+      <w:r>
+        <w:t>коэффициент</w:t>
+      </w:r>
+      <w:r>
+        <w:t xml:space="preserve"> </w:t>
+      </w:r>
+      <w:r>
+        <w:t>удобства</w:t>
+      </w:r>
+      <w:r>
+        <w:t xml:space="preserve"> использования интерфейса</w:t>
+      </w:r>
+    </w:p>
+    <w:p>
+      <w:pPr>
+        <w:rPr>
+          <w:lang w:val="en-US"/>
+        </w:rPr>
+      </w:pPr>
+      <m:oMathPara>
+        <m:oMath>
+          <m:r>
+            <w:rPr>
+              <w:rFonts w:ascii="Cambria Math" w:hAnsi="Cambria Math"/>
+            </w:rPr>
+            <m:t>S</m:t>
+          </m:r>
+          <m:r>
+            <w:rPr>
+              <w:rFonts w:ascii="Cambria Math" w:hAnsi="Cambria Math"/>
+              <w:lang w:val="en-US"/>
+            </w:rPr>
+            <m:t>=</m:t>
+          </m:r>
+          <m:f>
+            <m:fPr>
+              <m:ctrlPr>
+                <w:rPr>
+                  <w:rFonts w:ascii="Cambria Math" w:hAnsi="Cambria Math"/>
+                  <w:i/>
+                  <w:lang w:val="en-US"/>
+                </w:rPr>
+              </m:ctrlPr>
+            </m:fPr>
+            <m:num>
+              <m:r>
+                <w:rPr>
+                  <w:rFonts w:ascii="Cambria Math" w:hAnsi="Cambria Math"/>
+                  <w:lang w:val="en-US"/>
+                </w:rPr>
+                <m:t>34</m:t>
+              </m:r>
+            </m:num>
+            <m:den>
+              <m:r>
+                <w:rPr>
+                  <w:rFonts w:ascii="Cambria Math" w:hAnsi="Cambria Math"/>
+                  <w:lang w:val="en-US"/>
+                </w:rPr>
+                <m:t>50</m:t>
+              </m:r>
+            </m:den>
+          </m:f>
+          <m:r>
+            <w:rPr>
+              <w:rFonts w:ascii="Cambria Math" w:hAnsi="Cambria Math"/>
+              <w:lang w:val="en-US"/>
+            </w:rPr>
+            <m:t>=</m:t>
+          </m:r>
+          <m:r>
+            <w:rPr>
+              <w:rFonts w:ascii="Cambria Math" w:hAnsi="Cambria Math"/>
+              <w:lang w:val="en-US"/>
+            </w:rPr>
+            <m:t>0.68</m:t>
+          </m:r>
+          <m:r>
+            <w:rPr>
+              <w:rFonts w:ascii="Cambria Math" w:hAnsi="Cambria Math"/>
+              <w:lang w:val="en-US"/>
+            </w:rPr>
+            <m:t>=68%</m:t>
+          </m:r>
+        </m:oMath>
+      </m:oMathPara>
+    </w:p>
+    <w:p>
+      <w:pPr>
+        <w:rPr>
+          <w:lang w:val="en-US"/>
+        </w:rPr>
+      </w:pPr>
+    </w:p>
     <w:sectPr>
-      <w:headerReference w:type="default" r:id="rId5"/>
+      <w:headerReference w:type="default" r:id="rId8"/>
       <w:pgSz w:w="11910" w:h="16840"/>
       <w:pgMar w:top="780" w:right="660" w:bottom="280" w:left="1300" w:header="0" w:footer="0" w:gutter="0"/>
       <w:cols w:space="720"/>
     </w:sectPr>
   </w:body>
 </w:document>
+</file>
+
+<file path=word/endnotes.xml><?xml version="1.0" encoding="utf-8"?>
+<w:endnotes xmlns:wpc="http://schemas.microsoft.com/office/word/2010/wordprocessingCanvas" xmlns:cx="http://schemas.microsoft.com/office/drawing/2014/chartex" xmlns:cx1="http://schemas.microsoft.com/office/drawing/2015/9/8/chartex" xmlns:cx2="http://schemas.microsoft.com/office/drawing/2015/10/21/chartex" xmlns:cx3="http://schemas.microsoft.com/office/drawing/2016/5/9/chartex" xmlns:cx4="http://schemas.microsoft.com/office/drawing/2016/5/10/chartex" xmlns:cx5="http://schemas.microsoft.com/office/drawing/2016/5/11/chartex" xmlns:cx6="http://schemas.microsoft.com/office/drawing/2016/5/12/chartex" xmlns:cx7="http://schemas.microsoft.com/office/drawing/2016/5/13/chartex" xmlns:cx8="http://schemas.microsoft.com/office/drawing/2016/5/14/chartex" xmlns:mc="http://schemas.openxmlformats.org/markup-compatibility/2006" xmlns:aink="http://schemas.microsoft.com/office/drawing/2016/ink" xmlns:am3d="http://schemas.microsoft.com/office/drawing/2017/model3d" xmlns:o="urn:schemas-microsoft-com:office:office" xmlns:oel="http://schemas.microsoft.com/office/2019/extlst" xmlns:r="http://schemas.openxmlformats.org/officeDocument/2006/relationships" xmlns:m="http://schemas.openxmlformats.org/officeDocument/2006/math" xmlns:v="urn:schemas-microsoft-com:vml" xmlns:wp14="http://schemas.microsoft.com/office/word/2010/wordprocessingDrawing" xmlns:wp="http://schemas.openxmlformats.org/drawingml/2006/wordprocessingDrawing" xmlns:w10="urn:schemas-microsoft-com:office:word" xmlns:w="http://schemas.openxmlformats.org/wordprocessingml/2006/main" xmlns:w14="http://schemas.microsoft.com/office/word/2010/wordml" xmlns:w15="http://schemas.microsoft.com/office/word/2012/wordml" xmlns:w16cex="http://schemas.microsoft.com/office/word/2018/wordml/cex" xmlns:w16cid="http://schemas.microsoft.com/office/word/2016/wordml/cid" xmlns:w16="http://schemas.microsoft.com/office/word/2018/wordml" xmlns:w16du="http://schemas.microsoft.com/office/word/2023/wordml/word16du" xmlns:w16sdtdh="http://schemas.microsoft.com/office/word/2020/wordml/sdtdatahash" xmlns:w16sdtfl="http://schemas.microsoft.com/office/word/2024/wordml/sdtformatlock" xmlns:w16se="http://schemas.microsoft.com/office/word/2015/wordml/symex" xmlns:wpg="http://schemas.microsoft.com/office/word/2010/wordprocessingGroup" xmlns:wpi="http://schemas.microsoft.com/office/word/2010/wordprocessingInk" xmlns:wne="http://schemas.microsoft.com/office/word/2006/wordml" xmlns:wps="http://schemas.microsoft.com/office/word/2010/wordprocessingShape" mc:Ignorable="w14 w15 w16se w16cid w16 w16cex w16sdtdh w16sdtfl w16du wp14">
+  <w:endnote w:type="separator" w:id="-1">
+    <w:p>
+      <w:r>
+        <w:separator/>
+      </w:r>
+    </w:p>
+  </w:endnote>
+  <w:endnote w:type="continuationSeparator" w:id="0">
+    <w:p>
+      <w:r>
+        <w:continuationSeparator/>
+      </w:r>
+    </w:p>
+  </w:endnote>
+</w:endnotes>
+</file>
+
+<file path=word/footnotes.xml><?xml version="1.0" encoding="utf-8"?>
+<w:footnotes xmlns:wpc="http://schemas.microsoft.com/office/word/2010/wordprocessingCanvas" xmlns:cx="http://schemas.microsoft.com/office/drawing/2014/chartex" xmlns:cx1="http://schemas.microsoft.com/office/drawing/2015/9/8/chartex" xmlns:cx2="http://schemas.microsoft.com/office/drawing/2015/10/21/chartex" xmlns:cx3="http://schemas.microsoft.com/office/drawing/2016/5/9/chartex" xmlns:cx4="http://schemas.microsoft.com/office/drawing/2016/5/10/chartex" xmlns:cx5="http://schemas.microsoft.com/office/drawing/2016/5/11/chartex" xmlns:cx6="http://schemas.microsoft.com/office/drawing/2016/5/12/chartex" xmlns:cx7="http://schemas.microsoft.com/office/drawing/2016/5/13/chartex" xmlns:cx8="http://schemas.microsoft.com/office/drawing/2016/5/14/chartex" xmlns:mc="http://schemas.openxmlformats.org/markup-compatibility/2006" xmlns:aink="http://schemas.microsoft.com/office/drawing/2016/ink" xmlns:am3d="http://schemas.microsoft.com/office/drawing/2017/model3d" xmlns:o="urn:schemas-microsoft-com:office:office" xmlns:oel="http://schemas.microsoft.com/office/2019/extlst" xmlns:r="http://schemas.openxmlformats.org/officeDocument/2006/relationships" xmlns:m="http://schemas.openxmlformats.org/officeDocument/2006/math" xmlns:v="urn:schemas-microsoft-com:vml" xmlns:wp14="http://schemas.microsoft.com/office/word/2010/wordprocessingDrawing" xmlns:wp="http://schemas.openxmlformats.org/drawingml/2006/wordprocessingDrawing" xmlns:w10="urn:schemas-microsoft-com:office:word" xmlns:w="http://schemas.openxmlformats.org/wordprocessingml/2006/main" xmlns:w14="http://schemas.microsoft.com/office/word/2010/wordml" xmlns:w15="http://schemas.microsoft.com/office/word/2012/wordml" xmlns:w16cex="http://schemas.microsoft.com/office/word/2018/wordml/cex" xmlns:w16cid="http://schemas.microsoft.com/office/word/2016/wordml/cid" xmlns:w16="http://schemas.microsoft.com/office/word/2018/wordml" xmlns:w16du="http://schemas.microsoft.com/office/word/2023/wordml/word16du" xmlns:w16sdtdh="http://schemas.microsoft.com/office/word/2020/wordml/sdtdatahash" xmlns:w16sdtfl="http://schemas.microsoft.com/office/word/2024/wordml/sdtformatlock" xmlns:w16se="http://schemas.microsoft.com/office/word/2015/wordml/symex" xmlns:wpg="http://schemas.microsoft.com/office/word/2010/wordprocessingGroup" xmlns:wpi="http://schemas.microsoft.com/office/word/2010/wordprocessingInk" xmlns:wne="http://schemas.microsoft.com/office/word/2006/wordml" xmlns:wps="http://schemas.microsoft.com/office/word/2010/wordprocessingShape" mc:Ignorable="w14 w15 w16se w16cid w16 w16cex w16sdtdh w16sdtfl w16du wp14">
+  <w:footnote w:type="separator" w:id="-1">
+    <w:p>
+      <w:r>
+        <w:separator/>
+      </w:r>
+    </w:p>
+  </w:footnote>
+  <w:footnote w:type="continuationSeparator" w:id="0">
+    <w:p>
+      <w:r>
+        <w:continuationSeparator/>
+      </w:r>
+    </w:p>
+  </w:footnote>
+</w:footnotes>
 </file>
 
 <file path=word/header1.xml><?xml version="1.0" encoding="utf-8"?>
@@ -1796,6 +3775,119 @@
       </w:rPr>
     </w:lvl>
   </w:abstractNum>
+  <w:abstractNum w:abstractNumId="3" w15:restartNumberingAfterBreak="0">
+    <w:nsid w:val="6E6A1BD5"/>
+    <w:multiLevelType w:val="hybridMultilevel"/>
+    <w:tmpl w:val="C4B87B22"/>
+    <w:lvl w:ilvl="0" w:tplc="04090001">
+      <w:start w:val="1"/>
+      <w:numFmt w:val="bullet"/>
+      <w:lvlText w:val=""/>
+      <w:lvlJc w:val="left"/>
+      <w:pPr>
+        <w:ind w:left="720" w:hanging="360"/>
+      </w:pPr>
+      <w:rPr>
+        <w:rFonts w:ascii="Symbol" w:hAnsi="Symbol" w:hint="default"/>
+      </w:rPr>
+    </w:lvl>
+    <w:lvl w:ilvl="1" w:tplc="04090003" w:tentative="1">
+      <w:start w:val="1"/>
+      <w:numFmt w:val="bullet"/>
+      <w:lvlText w:val="o"/>
+      <w:lvlJc w:val="left"/>
+      <w:pPr>
+        <w:ind w:left="1440" w:hanging="360"/>
+      </w:pPr>
+      <w:rPr>
+        <w:rFonts w:ascii="Courier New" w:hAnsi="Courier New" w:cs="Courier New" w:hint="default"/>
+      </w:rPr>
+    </w:lvl>
+    <w:lvl w:ilvl="2" w:tplc="04090005" w:tentative="1">
+      <w:start w:val="1"/>
+      <w:numFmt w:val="bullet"/>
+      <w:lvlText w:val=""/>
+      <w:lvlJc w:val="left"/>
+      <w:pPr>
+        <w:ind w:left="2160" w:hanging="360"/>
+      </w:pPr>
+      <w:rPr>
+        <w:rFonts w:ascii="Wingdings" w:hAnsi="Wingdings" w:hint="default"/>
+      </w:rPr>
+    </w:lvl>
+    <w:lvl w:ilvl="3" w:tplc="04090001" w:tentative="1">
+      <w:start w:val="1"/>
+      <w:numFmt w:val="bullet"/>
+      <w:lvlText w:val=""/>
+      <w:lvlJc w:val="left"/>
+      <w:pPr>
+        <w:ind w:left="2880" w:hanging="360"/>
+      </w:pPr>
+      <w:rPr>
+        <w:rFonts w:ascii="Symbol" w:hAnsi="Symbol" w:hint="default"/>
+      </w:rPr>
+    </w:lvl>
+    <w:lvl w:ilvl="4" w:tplc="04090003" w:tentative="1">
+      <w:start w:val="1"/>
+      <w:numFmt w:val="bullet"/>
+      <w:lvlText w:val="o"/>
+      <w:lvlJc w:val="left"/>
+      <w:pPr>
+        <w:ind w:left="3600" w:hanging="360"/>
+      </w:pPr>
+      <w:rPr>
+        <w:rFonts w:ascii="Courier New" w:hAnsi="Courier New" w:cs="Courier New" w:hint="default"/>
+      </w:rPr>
+    </w:lvl>
+    <w:lvl w:ilvl="5" w:tplc="04090005" w:tentative="1">
+      <w:start w:val="1"/>
+      <w:numFmt w:val="bullet"/>
+      <w:lvlText w:val=""/>
+      <w:lvlJc w:val="left"/>
+      <w:pPr>
+        <w:ind w:left="4320" w:hanging="360"/>
+      </w:pPr>
+      <w:rPr>
+        <w:rFonts w:ascii="Wingdings" w:hAnsi="Wingdings" w:hint="default"/>
+      </w:rPr>
+    </w:lvl>
+    <w:lvl w:ilvl="6" w:tplc="04090001" w:tentative="1">
+      <w:start w:val="1"/>
+      <w:numFmt w:val="bullet"/>
+      <w:lvlText w:val=""/>
+      <w:lvlJc w:val="left"/>
+      <w:pPr>
+        <w:ind w:left="5040" w:hanging="360"/>
+      </w:pPr>
+      <w:rPr>
+        <w:rFonts w:ascii="Symbol" w:hAnsi="Symbol" w:hint="default"/>
+      </w:rPr>
+    </w:lvl>
+    <w:lvl w:ilvl="7" w:tplc="04090003" w:tentative="1">
+      <w:start w:val="1"/>
+      <w:numFmt w:val="bullet"/>
+      <w:lvlText w:val="o"/>
+      <w:lvlJc w:val="left"/>
+      <w:pPr>
+        <w:ind w:left="5760" w:hanging="360"/>
+      </w:pPr>
+      <w:rPr>
+        <w:rFonts w:ascii="Courier New" w:hAnsi="Courier New" w:cs="Courier New" w:hint="default"/>
+      </w:rPr>
+    </w:lvl>
+    <w:lvl w:ilvl="8" w:tplc="04090005" w:tentative="1">
+      <w:start w:val="1"/>
+      <w:numFmt w:val="bullet"/>
+      <w:lvlText w:val=""/>
+      <w:lvlJc w:val="left"/>
+      <w:pPr>
+        <w:ind w:left="6480" w:hanging="360"/>
+      </w:pPr>
+      <w:rPr>
+        <w:rFonts w:ascii="Wingdings" w:hAnsi="Wingdings" w:hint="default"/>
+      </w:rPr>
+    </w:lvl>
+  </w:abstractNum>
   <w:num w:numId="1" w16cid:durableId="629555280">
     <w:abstractNumId w:val="0"/>
   </w:num>
@@ -1804,6 +3896,9 @@
   </w:num>
   <w:num w:numId="3" w16cid:durableId="1861969516">
     <w:abstractNumId w:val="1"/>
+  </w:num>
+  <w:num w:numId="4" w16cid:durableId="486094116">
+    <w:abstractNumId w:val="3"/>
   </w:num>
 </w:numbering>
 </file>
@@ -1817,7 +3912,7 @@
         <w:kern w:val="2"/>
         <w:sz w:val="24"/>
         <w:szCs w:val="24"/>
-        <w:lang w:val="ru-KZ" w:eastAsia="en-US" w:bidi="ar-SA"/>
+        <w:lang w:val="en-US" w:eastAsia="en-US" w:bidi="ar-SA"/>
         <w14:ligatures w14:val="standardContextual"/>
       </w:rPr>
     </w:rPrDefault>
@@ -2767,6 +4862,70 @@
       <w14:ligatures w14:val="none"/>
     </w:rPr>
   </w:style>
+  <w:style w:type="character" w:styleId="Hyperlink">
+    <w:name w:val="Hyperlink"/>
+    <w:basedOn w:val="DefaultParagraphFont"/>
+    <w:uiPriority w:val="99"/>
+    <w:unhideWhenUsed/>
+    <w:rsid w:val="00F77995"/>
+    <w:rPr>
+      <w:color w:val="467886" w:themeColor="hyperlink"/>
+      <w:u w:val="single"/>
+    </w:rPr>
+  </w:style>
+  <w:style w:type="character" w:styleId="UnresolvedMention">
+    <w:name w:val="Unresolved Mention"/>
+    <w:basedOn w:val="DefaultParagraphFont"/>
+    <w:uiPriority w:val="99"/>
+    <w:semiHidden/>
+    <w:unhideWhenUsed/>
+    <w:rsid w:val="00F77995"/>
+    <w:rPr>
+      <w:color w:val="605E5C"/>
+      <w:shd w:val="clear" w:color="auto" w:fill="E1DFDD"/>
+    </w:rPr>
+  </w:style>
+  <w:style w:type="character" w:styleId="FollowedHyperlink">
+    <w:name w:val="FollowedHyperlink"/>
+    <w:basedOn w:val="DefaultParagraphFont"/>
+    <w:uiPriority w:val="99"/>
+    <w:semiHidden/>
+    <w:unhideWhenUsed/>
+    <w:rsid w:val="004A4626"/>
+    <w:rPr>
+      <w:color w:val="96607D" w:themeColor="followedHyperlink"/>
+      <w:u w:val="single"/>
+    </w:rPr>
+  </w:style>
+  <w:style w:type="table" w:styleId="TableGrid">
+    <w:name w:val="Table Grid"/>
+    <w:basedOn w:val="TableNormal"/>
+    <w:uiPriority w:val="39"/>
+    <w:rsid w:val="00425550"/>
+    <w:pPr>
+      <w:spacing w:after="0" w:line="240" w:lineRule="auto"/>
+    </w:pPr>
+    <w:tblPr>
+      <w:tblBorders>
+        <w:top w:val="single" w:sz="4" w:space="0" w:color="auto"/>
+        <w:left w:val="single" w:sz="4" w:space="0" w:color="auto"/>
+        <w:bottom w:val="single" w:sz="4" w:space="0" w:color="auto"/>
+        <w:right w:val="single" w:sz="4" w:space="0" w:color="auto"/>
+        <w:insideH w:val="single" w:sz="4" w:space="0" w:color="auto"/>
+        <w:insideV w:val="single" w:sz="4" w:space="0" w:color="auto"/>
+      </w:tblBorders>
+    </w:tblPr>
+  </w:style>
+  <w:style w:type="character" w:styleId="PlaceholderText">
+    <w:name w:val="Placeholder Text"/>
+    <w:basedOn w:val="DefaultParagraphFont"/>
+    <w:uiPriority w:val="99"/>
+    <w:semiHidden/>
+    <w:rsid w:val="003C127F"/>
+    <w:rPr>
+      <w:color w:val="666666"/>
+    </w:rPr>
+  </w:style>
 </w:styles>
 </file>
 
